--- a/4-开发框架/4-若依pro/nodeJS环境搭建.docx
+++ b/4-开发框架/4-若依pro/nodeJS环境搭建.docx
@@ -553,22 +553,7 @@
         <w:rPr>
           <w:rFonts w:hint="eastAsia"/>
         </w:rPr>
-        <w:t>%</w:t>
-      </w:r>
-      <w:r>
-        <w:rPr>
-          <w:rFonts w:hint="eastAsia"/>
-        </w:rPr>
-        <w:t xml:space="preserve"> </w:t>
-      </w:r>
-      <w:r>
-        <w:rPr>
-          <w:rFonts w:hint="eastAsia"/>
-        </w:rPr>
-        <w:t>NODE_HOME%\</w:t>
-      </w:r>
-      <w:r>
-        <w:t xml:space="preserve"> </w:t>
+        <w:t>%NODE_HOME%\</w:t>
       </w:r>
       <w:r>
         <w:t>npm_modules</w:t>
@@ -692,11 +677,6 @@
     </w:p>
     <w:p/>
     <w:p>
-      <w:pPr>
-        <w:rPr>
-          <w:rFonts w:hint="eastAsia"/>
-        </w:rPr>
-      </w:pPr>
       <w:r>
         <w:rPr>
           <w:rFonts w:hint="eastAsia"/>
@@ -729,32 +709,17 @@
     <w:p>
       <w:r>
         <w:tab/>
-      </w:r>
-      <w:r>
         <w:t>pnpm config set store-dir D:\nodejs_package\pnpm</w:t>
       </w:r>
     </w:p>
     <w:p>
       <w:r>
         <w:tab/>
-      </w:r>
-      <w:r>
         <w:t>pnpm config list</w:t>
       </w:r>
     </w:p>
-    <w:p>
-      <w:pPr>
-        <w:rPr>
-          <w:rFonts w:hint="eastAsia"/>
-        </w:rPr>
-      </w:pPr>
-    </w:p>
-    <w:p>
-      <w:pPr>
-        <w:rPr>
-          <w:rFonts w:hint="eastAsia"/>
-        </w:rPr>
-      </w:pPr>
+    <w:p/>
+    <w:p>
       <w:r>
         <w:rPr>
           <w:rFonts w:hint="eastAsia"/>
